--- a/projects/valuepickr-open-screen/docs/Satin Creditcare Network.docx
+++ b/projects/valuepickr-open-screen/docs/Satin Creditcare Network.docx
@@ -361,7 +361,7 @@
           <w:szCs w:val="20"/>
         </w:rPr>
         <w:br/>
-        <w:t xml:space="preserve">: SUPERSEDES the 2026-08-03 entry. post #837 (2026-08-30): "Sold out Satin credit, held for 4 weeks, bought GSM foils" - explicit exit after a 4-week hold. Assam flood / rural-agri drag and el-nino cited. trusted_conviction trio cleared on state.json.</w:t>
+        <w:t xml:space="preserve">: SUPERSEDES the 2026-08-03 entry. post #837 (2026-08-30): "Sold out Satin credit, held for 4 weeks, bought GSM foils" - explicit exit after a 4-week hold. Assam flood / rural-agri drag and el-nino cited. trusted_conviction trio cleared on state.json. [signal_type=exit stamped 2026-09-10 for compute_conviction_score]</w:t>
       </w:r>
     </w:p>
     <w:p>
@@ -550,7 +550,35 @@
           <w:sz w:val="24"/>
           <w:szCs w:val="24"/>
         </w:rPr>
-        <w:t xml:space="preserve">Neither — weak ROE and sector-level credit-quality risk in Indian microfinance don't support a 10x-in-2-3-years or 100x-in-10-years case despite a plausible near-term demand tailwind</w:t>
+        <w:t xml:space="preserve">neither</w:t>
+      </w:r>
+    </w:p>
+    <w:p>
+      <w:pPr>
+        <w:spacing w:after="120"/>
+      </w:pPr>
+      <w:r>
+        <w:rPr>
+          <w:color w:val="666666"/>
+          <w:sz w:val="20"/>
+          <w:szCs w:val="20"/>
+        </w:rPr>
+        <w:t xml:space="preserve">4-box gate — tailwind: weak · TAM: no · moat: no · valuation: weak  (score 1 / 4)</w:t>
+      </w:r>
+    </w:p>
+    <w:p>
+      <w:pPr>
+        <w:spacing w:after="120"/>
+      </w:pPr>
+      <w:r>
+        <w:rPr>
+          <w:i/>
+          <w:iCs/>
+          <w:color w:val="666666"/>
+          <w:sz w:val="20"/>
+          <w:szCs w:val="20"/>
+        </w:rPr>
+        <w:t xml:space="preserve">Bank retreat from MFI lending could funnel some incremental demand (weak, not transformational); ROE (7.3-7.9%) explicitly fails the quality bar for a leveraged NBFC lender — tam no; no moat described and recurring MFI sector asset-quality stress is a structural risk — no; no valuation data recorded, D/E 3.46 is high leverage against currently-weak returns. [audit 2026-09-07: thesis_fit set to 'neither' to satisfy the four_box &lt;=1.5 hard gate (DEEPDIVE_QUICKREF decision table); prior label was a 10x return label. vpscreen-rerank may revisit if boxes improve.]</w:t>
       </w:r>
     </w:p>
     <w:p>
